--- a/Барсук/КЕЙС 1 — Из Нью-Йорка в Петербург по Госпрограмме.docx
+++ b/Барсук/КЕЙС 1 — Из Нью-Йорка в Петербург по Госпрограмме.docx
@@ -42,7 +42,7 @@
           <w:sz w:val="24"/>
           <w:szCs w:val="24"/>
         </w:rPr>
-        <w:t xml:space="preserve">Кейс Михаила Ливнёва, переехавшего с семьёй из Нью-Йорка в Санкт-Петербург по государственной программе добровольного переселения соотечественников, показывает, как обе задачи решаются параллельно и без личного участия клиента в таможенных процедурах.</w:t>
+        <w:t xml:space="preserve">Кейс Михаила, переехавшего с семьёй из Нью-Йорка в Санкт-Петербург по государственной программе добровольного переселения соотечественников, показывает, как обе задачи решаются параллельно и без личного участия клиента в таможенных процедурах.</w:t>
       </w:r>
     </w:p>
     <w:p>
